--- a/downloads/documents/04 Units/Unit 02 - Individual Growth and Life Readiness - Me, My Goals, My Money/Lesson 02.08 - Paycheck Detective.docx
+++ b/downloads/documents/04 Units/Unit 02 - Individual Growth and Life Readiness - Me, My Goals, My Money/Lesson 02.08 - Paycheck Detective.docx
@@ -335,7 +335,7 @@
         <w:t xml:space="preserve"> </w:t>
       </w:r>
       <w:r>
-        <w:t xml:space="preserve">for Turkish, Portuguese, and Spanish.</w:t>
+        <w:t xml:space="preserve">for Spanish.</w:t>
       </w:r>
     </w:p>
     <w:p>
@@ -1125,7 +1125,7 @@
         <w:t xml:space="preserve">”</w:t>
       </w:r>
       <w:r>
-        <w:t xml:space="preserve">); the four deductions are on a word card in English, Turkish, Portuguese, and Spanish (see</w:t>
+        <w:t xml:space="preserve">); the four deductions are on a word card in English and Spanish (see</w:t>
       </w:r>
       <w:r>
         <w:t xml:space="preserve"> </w:t>

--- a/downloads/documents/04 Units/Unit 02 - Individual Growth and Life Readiness - Me, My Goals, My Money/Lesson 02.08 - Paycheck Detective.docx
+++ b/downloads/documents/04 Units/Unit 02 - Individual Growth and Life Readiness - Me, My Goals, My Money/Lesson 02.08 - Paycheck Detective.docx
@@ -188,7 +188,7 @@
         <w:pStyle w:val="FirstParagraph"/>
       </w:pPr>
       <w:r>
-        <w:t xml:space="preserve">Note on the National FCS lines: the task offered 2.6.1 or a 2.5 competency. The crosswalk row for IGLR 4. a) gives 2.6.2 (printed in the module block) and 3.3.1 (confirmed in the 3.0 text), so those two are cited. 2.5.1 (</w:t>
+        <w:t xml:space="preserve">Note on the National FCS lines: the unit plan offered 2.6.1 or a 2.5 competency. The crosswalk row for IGLR 4. a) gives 2.6.2 (printed in the module block) and 3.3.1 (confirmed in the 3.0 text), so those two are cited. 2.5.1 (</w:t>
       </w:r>
       <w:r>
         <w:t xml:space="preserve">“</w:t>
